--- a/testakten/rentenrecht-erwerbsminderung-long-covid-pots-koeln/05_arbeitgeber_arbeitsplatzversuch_2026-06-04.docx
+++ b/testakten/rentenrecht-erwerbsminderung-long-covid-pots-koeln/05_arbeitgeber_arbeitsplatzversuch_2026-06-04.docx
@@ -805,7 +805,7 @@
         <w:color w:val="5C6569"/>
         <w:sz w:val="14"/>
       </w:rPr>
-      <w:t>Personalservice · Telefon 0221 8907-0 · personal@kliniken-koeln.example</w:t>
+      <w:t>Personalservice · Telefon 0221 8907-0 · personal@kliniken-koeln.de</w:t>
     </w:r>
   </w:p>
   <w:p>
